--- a/Entregables/Actividad 4/2_Word_Quarto/plantilla_academica.docx
+++ b/Entregables/Actividad 4/2_Word_Quarto/plantilla_academica.docx
@@ -460,16 +460,94 @@
             </w:rPr>
             <w:t xml:space="preserve"> de </w:t>
           </w:r>
-          <w:fldSimple w:instr="NUMPAGES">
-            <w:r>
-              <w:rPr>
-                <w:rFonts w:ascii="Arial" w:hAnsi="Arial"/>
-                <w:color w:val="718096"/>
-                <w:sz w:val="17"/>
-              </w:rPr>
-              <w:t>8</w:t>
-            </w:r>
-          </w:fldSimple>
+          <w:r>
+            <w:rPr>
+              <w:rFonts w:ascii="Arial" w:hAnsi="Arial"/>
+              <w:color w:val="718096"/>
+              <w:sz w:val="17"/>
+            </w:rPr>
+            <w:fldChar w:fldCharType="begin"/>
+          </w:r>
+          <w:r>
+            <w:rPr>
+              <w:rFonts w:ascii="Arial" w:hAnsi="Arial"/>
+              <w:color w:val="718096"/>
+              <w:sz w:val="17"/>
+            </w:rPr>
+            <w:instrText xml:space="preserve"> = </w:instrText>
+          </w:r>
+          <w:r>
+            <w:rPr>
+              <w:rFonts w:ascii="Arial" w:hAnsi="Arial"/>
+              <w:color w:val="718096"/>
+              <w:sz w:val="17"/>
+            </w:rPr>
+            <w:fldChar w:fldCharType="begin"/>
+          </w:r>
+          <w:r>
+            <w:rPr>
+              <w:rFonts w:ascii="Arial" w:hAnsi="Arial"/>
+              <w:color w:val="718096"/>
+              <w:sz w:val="17"/>
+            </w:rPr>
+            <w:instrText xml:space="preserve">NUMPAGES</w:instrText>
+          </w:r>
+          <w:r>
+            <w:rPr>
+              <w:rFonts w:ascii="Arial" w:hAnsi="Arial"/>
+              <w:color w:val="718096"/>
+              <w:sz w:val="17"/>
+            </w:rPr>
+            <w:fldChar w:fldCharType="separate"/>
+          </w:r>
+          <w:r>
+            <w:rPr>
+              <w:rFonts w:ascii="Arial" w:hAnsi="Arial"/>
+              <w:color w:val="718096"/>
+              <w:sz w:val="17"/>
+            </w:rPr>
+            <w:t>9</w:t>
+          </w:r>
+          <w:r>
+            <w:rPr>
+              <w:rFonts w:ascii="Arial" w:hAnsi="Arial"/>
+              <w:color w:val="718096"/>
+              <w:sz w:val="17"/>
+            </w:rPr>
+            <w:fldChar w:fldCharType="end"/>
+          </w:r>
+          <w:r>
+            <w:rPr>
+              <w:rFonts w:ascii="Arial" w:hAnsi="Arial"/>
+              <w:color w:val="718096"/>
+              <w:sz w:val="17"/>
+            </w:rPr>
+            <w:instrText xml:space="preserve"> - 1 </w:instrText>
+          </w:r>
+          <w:r>
+            <w:rPr>
+              <w:rFonts w:ascii="Arial" w:hAnsi="Arial"/>
+              <w:color w:val="718096"/>
+              <w:sz w:val="17"/>
+            </w:rPr>
+            <w:fldChar w:fldCharType="separate"/>
+          </w:r>
+          <w:r>
+            <w:rPr>
+              <w:rFonts w:ascii="Arial" w:hAnsi="Arial"/>
+              <w:color w:val="718096"/>
+              <w:sz w:val="17"/>
+            </w:rPr>
+            <w:t>8</w:t>
+          </w:r>
+          <w:r>
+            <w:rPr>
+              <w:rFonts w:ascii="Arial" w:hAnsi="Arial"/>
+              <w:color w:val="718096"/>
+              <w:sz w:val="17"/>
+            </w:rPr>
+            <w:fldChar w:fldCharType="end"/>
+          </w:r>
         </w:p>
       </w:tc>
     </w:tr>

--- a/Entregables/Actividad 4/2_Word_Quarto/plantilla_academica.docx
+++ b/Entregables/Actividad 4/2_Word_Quarto/plantilla_academica.docx
@@ -460,94 +460,16 @@
             </w:rPr>
             <w:t xml:space="preserve"> de </w:t>
           </w:r>
-          <w:r>
-            <w:rPr>
-              <w:rFonts w:ascii="Arial" w:hAnsi="Arial"/>
-              <w:color w:val="718096"/>
-              <w:sz w:val="17"/>
-            </w:rPr>
-            <w:fldChar w:fldCharType="begin"/>
-          </w:r>
-          <w:r>
-            <w:rPr>
-              <w:rFonts w:ascii="Arial" w:hAnsi="Arial"/>
-              <w:color w:val="718096"/>
-              <w:sz w:val="17"/>
-            </w:rPr>
-            <w:instrText xml:space="preserve"> = </w:instrText>
-          </w:r>
-          <w:r>
-            <w:rPr>
-              <w:rFonts w:ascii="Arial" w:hAnsi="Arial"/>
-              <w:color w:val="718096"/>
-              <w:sz w:val="17"/>
-            </w:rPr>
-            <w:fldChar w:fldCharType="begin"/>
-          </w:r>
-          <w:r>
-            <w:rPr>
-              <w:rFonts w:ascii="Arial" w:hAnsi="Arial"/>
-              <w:color w:val="718096"/>
-              <w:sz w:val="17"/>
-            </w:rPr>
-            <w:instrText xml:space="preserve">NUMPAGES</w:instrText>
-          </w:r>
-          <w:r>
-            <w:rPr>
-              <w:rFonts w:ascii="Arial" w:hAnsi="Arial"/>
-              <w:color w:val="718096"/>
-              <w:sz w:val="17"/>
-            </w:rPr>
-            <w:fldChar w:fldCharType="separate"/>
-          </w:r>
-          <w:r>
-            <w:rPr>
-              <w:rFonts w:ascii="Arial" w:hAnsi="Arial"/>
-              <w:color w:val="718096"/>
-              <w:sz w:val="17"/>
-            </w:rPr>
-            <w:t>9</w:t>
-          </w:r>
-          <w:r>
-            <w:rPr>
-              <w:rFonts w:ascii="Arial" w:hAnsi="Arial"/>
-              <w:color w:val="718096"/>
-              <w:sz w:val="17"/>
-            </w:rPr>
-            <w:fldChar w:fldCharType="end"/>
-          </w:r>
-          <w:r>
-            <w:rPr>
-              <w:rFonts w:ascii="Arial" w:hAnsi="Arial"/>
-              <w:color w:val="718096"/>
-              <w:sz w:val="17"/>
-            </w:rPr>
-            <w:instrText xml:space="preserve"> - 1 </w:instrText>
-          </w:r>
-          <w:r>
-            <w:rPr>
-              <w:rFonts w:ascii="Arial" w:hAnsi="Arial"/>
-              <w:color w:val="718096"/>
-              <w:sz w:val="17"/>
-            </w:rPr>
-            <w:fldChar w:fldCharType="separate"/>
-          </w:r>
-          <w:r>
-            <w:rPr>
-              <w:rFonts w:ascii="Arial" w:hAnsi="Arial"/>
-              <w:color w:val="718096"/>
-              <w:sz w:val="17"/>
-            </w:rPr>
-            <w:t>8</w:t>
-          </w:r>
-          <w:r>
-            <w:rPr>
-              <w:rFonts w:ascii="Arial" w:hAnsi="Arial"/>
-              <w:color w:val="718096"/>
-              <w:sz w:val="17"/>
-            </w:rPr>
-            <w:fldChar w:fldCharType="end"/>
-          </w:r>
+          <w:fldSimple w:instr="PAGEREF FinDocumento \h">
+            <w:r>
+              <w:rPr>
+                <w:rFonts w:ascii="Arial" w:hAnsi="Arial"/>
+                <w:color w:val="718096"/>
+                <w:sz w:val="17"/>
+              </w:rPr>
+              <w:t>8</w:t>
+            </w:r>
+          </w:fldSimple>
         </w:p>
       </w:tc>
     </w:tr>

--- a/Entregables/Actividad 4/2_Word_Quarto/plantilla_academica.docx
+++ b/Entregables/Actividad 4/2_Word_Quarto/plantilla_academica.docx
@@ -335,7 +335,7 @@
 </file>
 
 <file path=word/footer1.xml><?xml version="1.0" encoding="utf-8"?>
-<w:ftr xmlns:m="http://schemas.openxmlformats.org/officeDocument/2006/math" xmlns:mc="http://schemas.openxmlformats.org/markup-compatibility/2006" xmlns:mo="http://schemas.microsoft.com/office/mac/office/2008/main" xmlns:mv="urn:schemas-microsoft-com:mac:vml" xmlns:o="urn:schemas-microsoft-com:office:office" xmlns:r="http://schemas.openxmlformats.org/officeDocument/2006/relationships" xmlns:v="urn:schemas-microsoft-com:vml" xmlns:w10="urn:schemas-microsoft-com:office:word" xmlns:w14="http://schemas.microsoft.com/office/word/2010/wordml" xmlns:w="http://schemas.openxmlformats.org/wordprocessingml/2006/main" xmlns:wne="http://schemas.microsoft.com/office/word/2006/wordml" xmlns:wp14="http://schemas.microsoft.com/office/word/2010/wordprocessingDrawing" xmlns:wp="http://schemas.openxmlformats.org/drawingml/2006/wordprocessingDrawing" xmlns:wpc="http://schemas.microsoft.com/office/word/2010/wordprocessingCanvas" xmlns:wpg="http://schemas.microsoft.com/office/word/2010/wordprocessingGroup" xmlns:wpi="http://schemas.microsoft.com/office/word/2010/wordprocessingInk" xmlns:wps="http://schemas.microsoft.com/office/word/2010/wordprocessingShape" mc:Ignorable="w14 wp14">
+<w:ftr xmlns:ns1="http://schemas.openxmlformats.org/markup-compatibility/2006" xmlns:ns2="http://schemas.openxmlformats.org/drawingml/2006/wordprocessingDrawing" xmlns:ns3="http://schemas.openxmlformats.org/drawingml/2006/main" xmlns:ns4="http://schemas.openxmlformats.org/drawingml/2006/picture" xmlns:ns5="http://schemas.openxmlformats.org/officeDocument/2006/relationships" xmlns:w="http://schemas.openxmlformats.org/wordprocessingml/2006/main" ns1:Ignorable="w14 wp14">
   <w:tbl>
     <w:tblPr>
       <w:tblW w:w="9360" w:type="dxa"/>
@@ -391,36 +391,36 @@
           </w:pPr>
           <w:r>
             <w:drawing>
-              <wp:inline xmlns:a="http://schemas.openxmlformats.org/drawingml/2006/main" xmlns:pic="http://schemas.openxmlformats.org/drawingml/2006/picture">
-                <wp:extent cx="130744" cy="133350"/>
-                <wp:docPr id="1" name="Picture 1"/>
-                <wp:cNvGraphicFramePr>
-                  <a:graphicFrameLocks noChangeAspect="1"/>
-                </wp:cNvGraphicFramePr>
-                <a:graphic>
-                  <a:graphicData uri="http://schemas.openxmlformats.org/drawingml/2006/picture">
-                    <pic:pic>
-                      <pic:nvPicPr>
-                        <pic:cNvPr id="0" name="image.png"/>
-                        <pic:cNvPicPr/>
-                      </pic:nvPicPr>
-                      <pic:blipFill>
-                        <a:blip r:embed="rId1"/>
-                        <a:stretch>
-                          <a:fillRect/>
-                        </a:stretch>
-                      </pic:blipFill>
-                      <pic:spPr>
-                        <a:xfrm>
-                          <a:off x="0" y="0"/>
-                          <a:ext cx="130744" cy="133350"/>
-                        </a:xfrm>
-                        <a:prstGeom prst="rect"/>
-                      </pic:spPr>
-                    </pic:pic>
-                  </a:graphicData>
-                </a:graphic>
-              </wp:inline>
+              <ns2:inline>
+                <ns2:extent cx="130744" cy="133350"/>
+                <ns2:docPr id="1" name="Picture 1"/>
+                <ns2:cNvGraphicFramePr>
+                  <ns3:graphicFrameLocks noChangeAspect="1"/>
+                </ns2:cNvGraphicFramePr>
+                <ns3:graphic>
+                  <ns3:graphicData uri="http://schemas.openxmlformats.org/drawingml/2006/picture">
+                    <ns4:pic>
+                      <ns4:nvPicPr>
+                        <ns4:cNvPr id="0" name="image.png"/>
+                        <ns4:cNvPicPr/>
+                      </ns4:nvPicPr>
+                      <ns4:blipFill>
+                        <ns3:blip ns5:embed="rId1"/>
+                        <ns3:stretch>
+                          <ns3:fillRect/>
+                        </ns3:stretch>
+                      </ns4:blipFill>
+                      <ns4:spPr>
+                        <ns3:xfrm>
+                          <ns3:off x="0" y="0"/>
+                          <ns3:ext cx="130744" cy="133350"/>
+                        </ns3:xfrm>
+                        <ns3:prstGeom prst="rect"/>
+                      </ns4:spPr>
+                    </ns4:pic>
+                  </ns3:graphicData>
+                </ns3:graphic>
+              </ns2:inline>
             </w:drawing>
           </w:r>
         </w:p>
@@ -450,24 +450,6 @@
                 <w:sz w:val="17"/>
               </w:rPr>
               <w:t>1</w:t>
-            </w:r>
-          </w:fldSimple>
-          <w:r>
-            <w:rPr>
-              <w:rFonts w:ascii="Arial" w:hAnsi="Arial"/>
-              <w:color w:val="718096"/>
-              <w:sz w:val="17"/>
-            </w:rPr>
-            <w:t xml:space="preserve"> de </w:t>
-          </w:r>
-          <w:fldSimple w:instr="PAGEREF FinDocumento \h">
-            <w:r>
-              <w:rPr>
-                <w:rFonts w:ascii="Arial" w:hAnsi="Arial"/>
-                <w:color w:val="718096"/>
-                <w:sz w:val="17"/>
-              </w:rPr>
-              <w:t>8</w:t>
             </w:r>
           </w:fldSimple>
         </w:p>
